--- a/PermakovMaksim/Практика 6/Практика 6.docx
+++ b/PermakovMaksim/Практика 6/Практика 6.docx
@@ -27,7 +27,7 @@
         <w:rPr>
           <w:rFonts w:ascii="Times New Roman" w:hAnsi="Times New Roman" w:cs="Times New Roman"/>
         </w:rPr>
-        <w:t>Практика №6</w:t>
+        <w:t>Практика 6</w:t>
       </w:r>
     </w:p>
     <w:p>
@@ -41,13 +41,7 @@
         <w:rPr>
           <w:rFonts w:ascii="Times New Roman" w:hAnsi="Times New Roman" w:cs="Times New Roman"/>
         </w:rPr>
-        <w:t>Дата: 28</w:t>
-      </w:r>
-      <w:r>
-        <w:rPr>
-          <w:rFonts w:ascii="Times New Roman" w:hAnsi="Times New Roman" w:cs="Times New Roman"/>
-        </w:rPr>
-        <w:t>.09.2026</w:t>
+        <w:t>Дата: 28.09.2026</w:t>
       </w:r>
     </w:p>
     <w:p>
@@ -61,13 +55,7 @@
         <w:rPr>
           <w:rFonts w:ascii="Times New Roman" w:hAnsi="Times New Roman" w:cs="Times New Roman"/>
         </w:rPr>
-        <w:t xml:space="preserve">Тема: </w:t>
-      </w:r>
-      <w:r>
-        <w:rPr>
-          <w:rFonts w:ascii="Times New Roman" w:hAnsi="Times New Roman" w:cs="Times New Roman"/>
-        </w:rPr>
-        <w:t>Изучение работы контроля версий.</w:t>
+        <w:t>Тема: Анализ предметной области. Постановка задачи по разработке конкретной информационной системы</w:t>
       </w:r>
     </w:p>
     <w:p>
@@ -80,151 +68,40 @@
         <w:rPr>
           <w:rFonts w:ascii="Times New Roman" w:hAnsi="Times New Roman" w:cs="Times New Roman"/>
         </w:rPr>
-        <w:t>Домашнее Задание:</w:t>
-      </w:r>
-      <w:r>
-        <w:rPr>
-          <w:rFonts w:ascii="Times New Roman" w:hAnsi="Times New Roman" w:cs="Times New Roman"/>
-        </w:rPr>
-        <w:t xml:space="preserve"> </w:t>
+        <w:t>Домашнее задание</w:t>
       </w:r>
     </w:p>
     <w:p>
       <w:pPr>
-        <w:pStyle w:val="a6"/>
-        <w:numPr>
-          <w:ilvl w:val="0"/>
-          <w:numId w:val="2"/>
-        </w:numPr>
-        <w:rPr>
-          <w:rFonts w:ascii="Times New Roman" w:hAnsi="Times New Roman" w:cs="Times New Roman"/>
-        </w:rPr>
-      </w:pPr>
-      <w:r>
-        <w:rPr>
-          <w:rFonts w:ascii="Times New Roman" w:hAnsi="Times New Roman" w:cs="Times New Roman"/>
-        </w:rPr>
-        <w:t xml:space="preserve">Сдать отчёт на проверку в базе </w:t>
-      </w:r>
-      <w:proofErr w:type="spellStart"/>
-      <w:r>
-        <w:rPr>
-          <w:rFonts w:ascii="Times New Roman" w:hAnsi="Times New Roman" w:cs="Times New Roman"/>
-          <w:lang w:val="en-US"/>
-        </w:rPr>
-        <w:t>ifizMat</w:t>
-      </w:r>
-      <w:proofErr w:type="spellEnd"/>
-      <w:r>
-        <w:rPr>
-          <w:rFonts w:ascii="Times New Roman" w:hAnsi="Times New Roman" w:cs="Times New Roman"/>
-        </w:rPr>
-        <w:t>.</w:t>
+        <w:rPr>
+          <w:rFonts w:ascii="Times New Roman" w:hAnsi="Times New Roman" w:cs="Times New Roman"/>
+        </w:rPr>
+      </w:pPr>
+      <w:r>
+        <w:rPr>
+          <w:rFonts w:ascii="Times New Roman" w:hAnsi="Times New Roman" w:cs="Times New Roman"/>
+        </w:rPr>
+        <w:t>Записаться в СДО MOODLE moodle.ggpi.org на дисциплину СПО ТРПО.</w:t>
       </w:r>
     </w:p>
     <w:p>
       <w:pPr>
-        <w:pStyle w:val="a6"/>
-        <w:numPr>
-          <w:ilvl w:val="0"/>
-          <w:numId w:val="2"/>
-        </w:numPr>
-        <w:rPr>
-          <w:rFonts w:ascii="Times New Roman" w:hAnsi="Times New Roman" w:cs="Times New Roman"/>
-        </w:rPr>
-      </w:pPr>
-      <w:r>
-        <w:rPr>
-          <w:rFonts w:ascii="Times New Roman" w:hAnsi="Times New Roman" w:cs="Times New Roman"/>
-        </w:rPr>
-        <w:t xml:space="preserve">Сдать ссылки в </w:t>
-      </w:r>
-      <w:r>
-        <w:rPr>
-          <w:rFonts w:ascii="Times New Roman" w:hAnsi="Times New Roman" w:cs="Times New Roman"/>
-          <w:lang w:val="en-US"/>
-        </w:rPr>
-        <w:t>Web</w:t>
-      </w:r>
-      <w:r>
-        <w:rPr>
-          <w:rFonts w:ascii="Times New Roman" w:hAnsi="Times New Roman" w:cs="Times New Roman"/>
-        </w:rPr>
-        <w:t>-</w:t>
-      </w:r>
-      <w:r>
-        <w:rPr>
-          <w:rFonts w:ascii="Times New Roman" w:hAnsi="Times New Roman" w:cs="Times New Roman"/>
-        </w:rPr>
-        <w:t xml:space="preserve">сервисах </w:t>
-      </w:r>
-      <w:proofErr w:type="spellStart"/>
-      <w:r>
-        <w:rPr>
-          <w:rFonts w:ascii="Times New Roman" w:hAnsi="Times New Roman" w:cs="Times New Roman"/>
-          <w:lang w:val="en-US"/>
-        </w:rPr>
-        <w:t>GitVerse</w:t>
-      </w:r>
-      <w:proofErr w:type="spellEnd"/>
-      <w:r>
-        <w:rPr>
-          <w:rFonts w:ascii="Times New Roman" w:hAnsi="Times New Roman" w:cs="Times New Roman"/>
-        </w:rPr>
-        <w:t xml:space="preserve">, </w:t>
-      </w:r>
-      <w:proofErr w:type="spellStart"/>
-      <w:r>
-        <w:rPr>
-          <w:rFonts w:ascii="Times New Roman" w:hAnsi="Times New Roman" w:cs="Times New Roman"/>
-          <w:lang w:val="en-US"/>
-        </w:rPr>
-        <w:t>SourceCraft</w:t>
-      </w:r>
-      <w:proofErr w:type="spellEnd"/>
-      <w:r>
-        <w:rPr>
-          <w:rFonts w:ascii="Times New Roman" w:hAnsi="Times New Roman" w:cs="Times New Roman"/>
-        </w:rPr>
-        <w:t xml:space="preserve">, </w:t>
-      </w:r>
-      <w:proofErr w:type="spellStart"/>
-      <w:r>
-        <w:rPr>
-          <w:rFonts w:ascii="Times New Roman" w:hAnsi="Times New Roman" w:cs="Times New Roman"/>
-          <w:lang w:val="en-US"/>
-        </w:rPr>
-        <w:t>Gitea</w:t>
-      </w:r>
-      <w:proofErr w:type="spellEnd"/>
-      <w:r>
-        <w:rPr>
-          <w:rFonts w:ascii="Times New Roman" w:hAnsi="Times New Roman" w:cs="Times New Roman"/>
-        </w:rPr>
-        <w:t xml:space="preserve">, </w:t>
-      </w:r>
-      <w:proofErr w:type="spellStart"/>
-      <w:r>
-        <w:rPr>
-          <w:rFonts w:ascii="Times New Roman" w:hAnsi="Times New Roman" w:cs="Times New Roman"/>
-          <w:lang w:val="en-US"/>
-        </w:rPr>
-        <w:t>GLab</w:t>
-      </w:r>
-      <w:proofErr w:type="spellEnd"/>
-      <w:r>
-        <w:rPr>
-          <w:rFonts w:ascii="Times New Roman" w:hAnsi="Times New Roman" w:cs="Times New Roman"/>
-        </w:rPr>
-        <w:t xml:space="preserve">, </w:t>
-      </w:r>
-      <w:proofErr w:type="spellStart"/>
-      <w:r>
-        <w:rPr>
-          <w:rFonts w:ascii="Times New Roman" w:hAnsi="Times New Roman" w:cs="Times New Roman"/>
-          <w:lang w:val="en-US"/>
-        </w:rPr>
-        <w:t>GitHub</w:t>
+        <w:rPr>
+          <w:rFonts w:ascii="Times New Roman" w:hAnsi="Times New Roman" w:cs="Times New Roman"/>
+        </w:rPr>
+      </w:pPr>
+      <w:r>
+        <w:rPr>
+          <w:rFonts w:ascii="Times New Roman" w:hAnsi="Times New Roman" w:cs="Times New Roman"/>
+        </w:rPr>
+        <w:t xml:space="preserve">Сдать отчеты на проверку в блог </w:t>
+      </w:r>
+      <w:proofErr w:type="spellStart"/>
+      <w:r>
+        <w:rPr>
+          <w:rFonts w:ascii="Times New Roman" w:hAnsi="Times New Roman" w:cs="Times New Roman"/>
+        </w:rPr>
+        <w:t>iFizMat</w:t>
       </w:r>
       <w:proofErr w:type="spellEnd"/>
       <w:r>
@@ -236,308 +113,721 @@
     </w:p>
     <w:p>
       <w:pPr>
-        <w:pStyle w:val="a6"/>
-        <w:numPr>
-          <w:ilvl w:val="0"/>
-          <w:numId w:val="2"/>
-        </w:numPr>
-        <w:rPr>
-          <w:rFonts w:ascii="Times New Roman" w:hAnsi="Times New Roman" w:cs="Times New Roman"/>
-        </w:rPr>
-      </w:pPr>
-      <w:r>
-        <w:rPr>
-          <w:rFonts w:ascii="Times New Roman" w:hAnsi="Times New Roman" w:cs="Times New Roman"/>
-        </w:rPr>
-        <w:t>Написать выводы самосто</w:t>
+        <w:rPr>
+          <w:rFonts w:ascii="Times New Roman" w:hAnsi="Times New Roman" w:cs="Times New Roman"/>
+        </w:rPr>
+      </w:pPr>
+      <w:r>
+        <w:rPr>
+          <w:rFonts w:ascii="Times New Roman" w:hAnsi="Times New Roman" w:cs="Times New Roman"/>
+        </w:rPr>
+        <w:t xml:space="preserve">Сдать ссылки на страницы проекта на всех веб-сервисах системы контроля версий </w:t>
+      </w:r>
+      <w:proofErr w:type="spellStart"/>
+      <w:r>
+        <w:rPr>
+          <w:rFonts w:ascii="Times New Roman" w:hAnsi="Times New Roman" w:cs="Times New Roman"/>
+        </w:rPr>
+        <w:t>Git</w:t>
+      </w:r>
+      <w:proofErr w:type="spellEnd"/>
+      <w:r>
+        <w:rPr>
+          <w:rFonts w:ascii="Times New Roman" w:hAnsi="Times New Roman" w:cs="Times New Roman"/>
+        </w:rPr>
+        <w:t xml:space="preserve"> – </w:t>
+      </w:r>
+      <w:proofErr w:type="spellStart"/>
+      <w:r>
+        <w:rPr>
+          <w:rFonts w:ascii="Times New Roman" w:hAnsi="Times New Roman" w:cs="Times New Roman"/>
+        </w:rPr>
+        <w:t>GitVerse</w:t>
+      </w:r>
+      <w:proofErr w:type="spellEnd"/>
+      <w:r>
+        <w:rPr>
+          <w:rFonts w:ascii="Times New Roman" w:hAnsi="Times New Roman" w:cs="Times New Roman"/>
+        </w:rPr>
+        <w:t xml:space="preserve">, </w:t>
+      </w:r>
+      <w:proofErr w:type="spellStart"/>
+      <w:r>
+        <w:rPr>
+          <w:rFonts w:ascii="Times New Roman" w:hAnsi="Times New Roman" w:cs="Times New Roman"/>
+        </w:rPr>
+        <w:t>GitFlic</w:t>
+      </w:r>
+      <w:proofErr w:type="spellEnd"/>
+      <w:r>
+        <w:rPr>
+          <w:rFonts w:ascii="Times New Roman" w:hAnsi="Times New Roman" w:cs="Times New Roman"/>
+        </w:rPr>
+        <w:t xml:space="preserve">, </w:t>
+      </w:r>
+      <w:proofErr w:type="spellStart"/>
+      <w:r>
+        <w:rPr>
+          <w:rFonts w:ascii="Times New Roman" w:hAnsi="Times New Roman" w:cs="Times New Roman"/>
+        </w:rPr>
+        <w:t>SourceCraft</w:t>
+      </w:r>
+      <w:proofErr w:type="spellEnd"/>
+      <w:r>
+        <w:rPr>
+          <w:rFonts w:ascii="Times New Roman" w:hAnsi="Times New Roman" w:cs="Times New Roman"/>
+        </w:rPr>
+        <w:t xml:space="preserve">, </w:t>
+      </w:r>
+      <w:proofErr w:type="spellStart"/>
+      <w:r>
+        <w:rPr>
+          <w:rFonts w:ascii="Times New Roman" w:hAnsi="Times New Roman" w:cs="Times New Roman"/>
+        </w:rPr>
+        <w:t>Gitea</w:t>
+      </w:r>
+      <w:proofErr w:type="spellEnd"/>
+      <w:r>
+        <w:rPr>
+          <w:rFonts w:ascii="Times New Roman" w:hAnsi="Times New Roman" w:cs="Times New Roman"/>
+        </w:rPr>
+        <w:t xml:space="preserve">, </w:t>
+      </w:r>
+      <w:proofErr w:type="spellStart"/>
+      <w:r>
+        <w:rPr>
+          <w:rFonts w:ascii="Times New Roman" w:hAnsi="Times New Roman" w:cs="Times New Roman"/>
+        </w:rPr>
+        <w:t>GitBacket</w:t>
+      </w:r>
+      <w:proofErr w:type="spellEnd"/>
+      <w:r>
+        <w:rPr>
+          <w:rFonts w:ascii="Times New Roman" w:hAnsi="Times New Roman" w:cs="Times New Roman"/>
+        </w:rPr>
+        <w:t xml:space="preserve">, </w:t>
+      </w:r>
+      <w:proofErr w:type="spellStart"/>
+      <w:r>
+        <w:rPr>
+          <w:rFonts w:ascii="Times New Roman" w:hAnsi="Times New Roman" w:cs="Times New Roman"/>
+        </w:rPr>
+        <w:t>GitLab</w:t>
+      </w:r>
+      <w:proofErr w:type="spellEnd"/>
+      <w:r>
+        <w:rPr>
+          <w:rFonts w:ascii="Times New Roman" w:hAnsi="Times New Roman" w:cs="Times New Roman"/>
+        </w:rPr>
+        <w:t xml:space="preserve">, </w:t>
+      </w:r>
+      <w:proofErr w:type="spellStart"/>
+      <w:r>
+        <w:rPr>
+          <w:rFonts w:ascii="Times New Roman" w:hAnsi="Times New Roman" w:cs="Times New Roman"/>
+        </w:rPr>
+        <w:t>GitHub</w:t>
+      </w:r>
+      <w:proofErr w:type="spellEnd"/>
+      <w:r>
+        <w:rPr>
+          <w:rFonts w:ascii="Times New Roman" w:hAnsi="Times New Roman" w:cs="Times New Roman"/>
+        </w:rPr>
+        <w:t xml:space="preserve">, , thingiverse.com, </w:t>
+      </w:r>
+      <w:proofErr w:type="spellStart"/>
+      <w:r>
+        <w:rPr>
+          <w:rFonts w:ascii="Times New Roman" w:hAnsi="Times New Roman" w:cs="Times New Roman"/>
+        </w:rPr>
+        <w:t>printable</w:t>
+      </w:r>
+      <w:proofErr w:type="spellEnd"/>
+      <w:r>
+        <w:rPr>
+          <w:rFonts w:ascii="Times New Roman" w:hAnsi="Times New Roman" w:cs="Times New Roman"/>
+        </w:rPr>
+        <w:t xml:space="preserve">, </w:t>
+      </w:r>
+      <w:proofErr w:type="spellStart"/>
+      <w:r>
+        <w:rPr>
+          <w:rFonts w:ascii="Times New Roman" w:hAnsi="Times New Roman" w:cs="Times New Roman"/>
+        </w:rPr>
+        <w:t>makerworld</w:t>
+      </w:r>
+      <w:proofErr w:type="spellEnd"/>
+      <w:r>
+        <w:rPr>
+          <w:rFonts w:ascii="Times New Roman" w:hAnsi="Times New Roman" w:cs="Times New Roman"/>
+        </w:rPr>
+        <w:t>.</w:t>
+      </w:r>
+    </w:p>
+    <w:p>
+      <w:pPr>
+        <w:rPr>
+          <w:rFonts w:ascii="Times New Roman" w:hAnsi="Times New Roman" w:cs="Times New Roman"/>
+        </w:rPr>
+      </w:pPr>
+      <w:r>
+        <w:rPr>
+          <w:rFonts w:ascii="Times New Roman" w:hAnsi="Times New Roman" w:cs="Times New Roman"/>
+        </w:rPr>
+        <w:t xml:space="preserve">Написать выводы к решению самостоятельно, т.е. без использования </w:t>
+      </w:r>
+      <w:proofErr w:type="spellStart"/>
+      <w:r>
+        <w:rPr>
+          <w:rFonts w:ascii="Times New Roman" w:hAnsi="Times New Roman" w:cs="Times New Roman"/>
+        </w:rPr>
+        <w:t>LLM’s</w:t>
+      </w:r>
+      <w:proofErr w:type="spellEnd"/>
+      <w:r>
+        <w:rPr>
+          <w:rFonts w:ascii="Times New Roman" w:hAnsi="Times New Roman" w:cs="Times New Roman"/>
+        </w:rPr>
+        <w:t xml:space="preserve"> – </w:t>
+      </w:r>
+      <w:proofErr w:type="spellStart"/>
+      <w:r>
+        <w:rPr>
+          <w:rFonts w:ascii="Times New Roman" w:hAnsi="Times New Roman" w:cs="Times New Roman"/>
+        </w:rPr>
+        <w:t>Large</w:t>
+      </w:r>
+      <w:proofErr w:type="spellEnd"/>
+      <w:r>
+        <w:rPr>
+          <w:rFonts w:ascii="Times New Roman" w:hAnsi="Times New Roman" w:cs="Times New Roman"/>
+        </w:rPr>
+        <w:t xml:space="preserve"> </w:t>
+      </w:r>
+      <w:proofErr w:type="spellStart"/>
+      <w:r>
+        <w:rPr>
+          <w:rFonts w:ascii="Times New Roman" w:hAnsi="Times New Roman" w:cs="Times New Roman"/>
+        </w:rPr>
+        <w:t>Languages</w:t>
+      </w:r>
+      <w:proofErr w:type="spellEnd"/>
+      <w:r>
+        <w:rPr>
+          <w:rFonts w:ascii="Times New Roman" w:hAnsi="Times New Roman" w:cs="Times New Roman"/>
+        </w:rPr>
+        <w:t xml:space="preserve"> </w:t>
+      </w:r>
+      <w:proofErr w:type="spellStart"/>
+      <w:r>
+        <w:rPr>
+          <w:rFonts w:ascii="Times New Roman" w:hAnsi="Times New Roman" w:cs="Times New Roman"/>
+        </w:rPr>
+        <w:t>Models</w:t>
+      </w:r>
+      <w:proofErr w:type="spellEnd"/>
+      <w:r>
+        <w:rPr>
+          <w:rFonts w:ascii="Times New Roman" w:hAnsi="Times New Roman" w:cs="Times New Roman"/>
+        </w:rPr>
+        <w:t xml:space="preserve">, большие языковые модели, например, Алиса AI, </w:t>
+      </w:r>
+      <w:proofErr w:type="spellStart"/>
+      <w:r>
+        <w:rPr>
+          <w:rFonts w:ascii="Times New Roman" w:hAnsi="Times New Roman" w:cs="Times New Roman"/>
+        </w:rPr>
+        <w:t>GigaChat</w:t>
+      </w:r>
+      <w:proofErr w:type="spellEnd"/>
+      <w:r>
+        <w:rPr>
+          <w:rFonts w:ascii="Times New Roman" w:hAnsi="Times New Roman" w:cs="Times New Roman"/>
+        </w:rPr>
+        <w:t xml:space="preserve">, </w:t>
+      </w:r>
+      <w:proofErr w:type="spellStart"/>
+      <w:r>
+        <w:rPr>
+          <w:rFonts w:ascii="Times New Roman" w:hAnsi="Times New Roman" w:cs="Times New Roman"/>
+        </w:rPr>
+        <w:t>Qwen</w:t>
+      </w:r>
+      <w:proofErr w:type="spellEnd"/>
+      <w:r>
+        <w:rPr>
+          <w:rFonts w:ascii="Times New Roman" w:hAnsi="Times New Roman" w:cs="Times New Roman"/>
+        </w:rPr>
+        <w:t xml:space="preserve">, </w:t>
+      </w:r>
+      <w:proofErr w:type="spellStart"/>
+      <w:r>
+        <w:rPr>
+          <w:rFonts w:ascii="Times New Roman" w:hAnsi="Times New Roman" w:cs="Times New Roman"/>
+        </w:rPr>
+        <w:t>DeepSeek</w:t>
+      </w:r>
+      <w:proofErr w:type="spellEnd"/>
+      <w:r>
+        <w:rPr>
+          <w:rFonts w:ascii="Times New Roman" w:hAnsi="Times New Roman" w:cs="Times New Roman"/>
+        </w:rPr>
+        <w:t xml:space="preserve">, GPT </w:t>
+      </w:r>
+      <w:proofErr w:type="spellStart"/>
+      <w:r>
+        <w:rPr>
+          <w:rFonts w:ascii="Times New Roman" w:hAnsi="Times New Roman" w:cs="Times New Roman"/>
+        </w:rPr>
+        <w:t>Chat</w:t>
+      </w:r>
+      <w:proofErr w:type="spellEnd"/>
+      <w:r>
+        <w:rPr>
+          <w:rFonts w:ascii="Times New Roman" w:hAnsi="Times New Roman" w:cs="Times New Roman"/>
+        </w:rPr>
+        <w:t xml:space="preserve">, </w:t>
+      </w:r>
+      <w:proofErr w:type="spellStart"/>
+      <w:r>
+        <w:rPr>
+          <w:rFonts w:ascii="Times New Roman" w:hAnsi="Times New Roman" w:cs="Times New Roman"/>
+        </w:rPr>
+        <w:t>Grok</w:t>
+      </w:r>
+      <w:proofErr w:type="spellEnd"/>
+      <w:r>
+        <w:rPr>
+          <w:rFonts w:ascii="Times New Roman" w:hAnsi="Times New Roman" w:cs="Times New Roman"/>
+        </w:rPr>
+        <w:t xml:space="preserve">, </w:t>
+      </w:r>
+      <w:proofErr w:type="spellStart"/>
+      <w:r>
+        <w:rPr>
+          <w:rFonts w:ascii="Times New Roman" w:hAnsi="Times New Roman" w:cs="Times New Roman"/>
+        </w:rPr>
+        <w:t>Cloud</w:t>
+      </w:r>
+      <w:proofErr w:type="spellEnd"/>
+      <w:r>
+        <w:rPr>
+          <w:rFonts w:ascii="Times New Roman" w:hAnsi="Times New Roman" w:cs="Times New Roman"/>
+        </w:rPr>
+        <w:t xml:space="preserve">, </w:t>
+      </w:r>
+      <w:proofErr w:type="spellStart"/>
+      <w:r>
+        <w:rPr>
+          <w:rFonts w:ascii="Times New Roman" w:hAnsi="Times New Roman" w:cs="Times New Roman"/>
+        </w:rPr>
+        <w:t>Kimi</w:t>
+      </w:r>
+      <w:proofErr w:type="spellEnd"/>
+      <w:r>
+        <w:rPr>
+          <w:rFonts w:ascii="Times New Roman" w:hAnsi="Times New Roman" w:cs="Times New Roman"/>
+        </w:rPr>
+        <w:t xml:space="preserve">, </w:t>
+      </w:r>
+      <w:proofErr w:type="spellStart"/>
+      <w:r>
+        <w:rPr>
+          <w:rFonts w:ascii="Times New Roman" w:hAnsi="Times New Roman" w:cs="Times New Roman"/>
+        </w:rPr>
+        <w:t>Gemini</w:t>
+      </w:r>
+      <w:proofErr w:type="spellEnd"/>
+      <w:r>
+        <w:rPr>
+          <w:rFonts w:ascii="Times New Roman" w:hAnsi="Times New Roman" w:cs="Times New Roman"/>
+        </w:rPr>
+        <w:t>.</w:t>
+      </w:r>
+    </w:p>
+    <w:p>
+      <w:pPr>
+        <w:rPr>
+          <w:rFonts w:ascii="Times New Roman" w:hAnsi="Times New Roman" w:cs="Times New Roman"/>
+        </w:rPr>
+      </w:pPr>
+      <w:r>
+        <w:rPr>
+          <w:rFonts w:ascii="Times New Roman" w:hAnsi="Times New Roman" w:cs="Times New Roman"/>
+        </w:rPr>
+        <w:t xml:space="preserve">Задача 1. Для проекта «Цифровой окуляр микроскопа» 3D-модели в среде </w:t>
+      </w:r>
+      <w:proofErr w:type="spellStart"/>
+      <w:r>
+        <w:rPr>
+          <w:rFonts w:ascii="Times New Roman" w:hAnsi="Times New Roman" w:cs="Times New Roman"/>
+        </w:rPr>
+        <w:t>OpenScad</w:t>
+      </w:r>
+      <w:proofErr w:type="spellEnd"/>
+      <w:r>
+        <w:rPr>
+          <w:rFonts w:ascii="Times New Roman" w:hAnsi="Times New Roman" w:cs="Times New Roman"/>
+        </w:rPr>
+        <w:t xml:space="preserve"> проанализировать предметную область, выполнить постановку задачи, оформить его в формате </w:t>
+      </w:r>
+      <w:proofErr w:type="spellStart"/>
+      <w:r>
+        <w:rPr>
+          <w:rFonts w:ascii="Times New Roman" w:hAnsi="Times New Roman" w:cs="Times New Roman"/>
+        </w:rPr>
+        <w:t>MarkDown</w:t>
+      </w:r>
+      <w:proofErr w:type="spellEnd"/>
+      <w:r>
+        <w:rPr>
+          <w:rFonts w:ascii="Times New Roman" w:hAnsi="Times New Roman" w:cs="Times New Roman"/>
+        </w:rPr>
+        <w:t xml:space="preserve"> по конкретной информационной системе проекта. Изучить работу в системе контроля версий </w:t>
+      </w:r>
+      <w:proofErr w:type="spellStart"/>
+      <w:r>
+        <w:rPr>
+          <w:rFonts w:ascii="Times New Roman" w:hAnsi="Times New Roman" w:cs="Times New Roman"/>
+        </w:rPr>
+        <w:t>Git</w:t>
+      </w:r>
+      <w:proofErr w:type="spellEnd"/>
+      <w:r>
+        <w:rPr>
+          <w:rFonts w:ascii="Times New Roman" w:hAnsi="Times New Roman" w:cs="Times New Roman"/>
+        </w:rPr>
+        <w:t xml:space="preserve">. Создать </w:t>
+      </w:r>
+      <w:proofErr w:type="spellStart"/>
+      <w:r>
+        <w:rPr>
+          <w:rFonts w:ascii="Times New Roman" w:hAnsi="Times New Roman" w:cs="Times New Roman"/>
+        </w:rPr>
+        <w:t>репозитории</w:t>
+      </w:r>
+      <w:proofErr w:type="spellEnd"/>
+      <w:r>
+        <w:rPr>
+          <w:rFonts w:ascii="Times New Roman" w:hAnsi="Times New Roman" w:cs="Times New Roman"/>
+        </w:rPr>
+        <w:t xml:space="preserve"> в </w:t>
+      </w:r>
+      <w:proofErr w:type="spellStart"/>
+      <w:r>
+        <w:rPr>
+          <w:rFonts w:ascii="Times New Roman" w:hAnsi="Times New Roman" w:cs="Times New Roman"/>
+        </w:rPr>
+        <w:t>Web</w:t>
+      </w:r>
+      <w:proofErr w:type="spellEnd"/>
+      <w:r>
+        <w:rPr>
+          <w:rFonts w:ascii="Times New Roman" w:hAnsi="Times New Roman" w:cs="Times New Roman"/>
+        </w:rPr>
+        <w:t xml:space="preserve">-сервисах </w:t>
+      </w:r>
+      <w:proofErr w:type="spellStart"/>
+      <w:r>
+        <w:rPr>
+          <w:rFonts w:ascii="Times New Roman" w:hAnsi="Times New Roman" w:cs="Times New Roman"/>
+        </w:rPr>
+        <w:t>GitVerse</w:t>
+      </w:r>
+      <w:proofErr w:type="spellEnd"/>
+      <w:r>
+        <w:rPr>
+          <w:rFonts w:ascii="Times New Roman" w:hAnsi="Times New Roman" w:cs="Times New Roman"/>
+        </w:rPr>
+        <w:t xml:space="preserve">, </w:t>
+      </w:r>
+      <w:proofErr w:type="spellStart"/>
+      <w:r>
+        <w:rPr>
+          <w:rFonts w:ascii="Times New Roman" w:hAnsi="Times New Roman" w:cs="Times New Roman"/>
+        </w:rPr>
+        <w:t>GitFlic</w:t>
+      </w:r>
+      <w:proofErr w:type="spellEnd"/>
+      <w:r>
+        <w:rPr>
+          <w:rFonts w:ascii="Times New Roman" w:hAnsi="Times New Roman" w:cs="Times New Roman"/>
+        </w:rPr>
+        <w:t xml:space="preserve">, </w:t>
+      </w:r>
+      <w:proofErr w:type="spellStart"/>
+      <w:r>
+        <w:rPr>
+          <w:rFonts w:ascii="Times New Roman" w:hAnsi="Times New Roman" w:cs="Times New Roman"/>
+        </w:rPr>
+        <w:t>SourceCraft</w:t>
+      </w:r>
+      <w:proofErr w:type="spellEnd"/>
+      <w:r>
+        <w:rPr>
+          <w:rFonts w:ascii="Times New Roman" w:hAnsi="Times New Roman" w:cs="Times New Roman"/>
+        </w:rPr>
+        <w:t xml:space="preserve">, </w:t>
+      </w:r>
+      <w:proofErr w:type="spellStart"/>
+      <w:r>
+        <w:rPr>
+          <w:rFonts w:ascii="Times New Roman" w:hAnsi="Times New Roman" w:cs="Times New Roman"/>
+        </w:rPr>
+        <w:t>Gitea</w:t>
+      </w:r>
+      <w:proofErr w:type="spellEnd"/>
+      <w:r>
+        <w:rPr>
+          <w:rFonts w:ascii="Times New Roman" w:hAnsi="Times New Roman" w:cs="Times New Roman"/>
+        </w:rPr>
+        <w:t xml:space="preserve">, </w:t>
+      </w:r>
+      <w:proofErr w:type="spellStart"/>
+      <w:r>
+        <w:rPr>
+          <w:rFonts w:ascii="Times New Roman" w:hAnsi="Times New Roman" w:cs="Times New Roman"/>
+        </w:rPr>
+        <w:t>Bitbucket</w:t>
+      </w:r>
+      <w:proofErr w:type="spellEnd"/>
+      <w:r>
+        <w:rPr>
+          <w:rFonts w:ascii="Times New Roman" w:hAnsi="Times New Roman" w:cs="Times New Roman"/>
+        </w:rPr>
+        <w:t xml:space="preserve">, </w:t>
+      </w:r>
+      <w:proofErr w:type="spellStart"/>
+      <w:r>
+        <w:rPr>
+          <w:rFonts w:ascii="Times New Roman" w:hAnsi="Times New Roman" w:cs="Times New Roman"/>
+        </w:rPr>
+        <w:t>GitLab</w:t>
+      </w:r>
+      <w:proofErr w:type="spellEnd"/>
+      <w:r>
+        <w:rPr>
+          <w:rFonts w:ascii="Times New Roman" w:hAnsi="Times New Roman" w:cs="Times New Roman"/>
+        </w:rPr>
+        <w:t xml:space="preserve">, </w:t>
+      </w:r>
+      <w:proofErr w:type="spellStart"/>
+      <w:r>
+        <w:rPr>
+          <w:rFonts w:ascii="Times New Roman" w:hAnsi="Times New Roman" w:cs="Times New Roman"/>
+        </w:rPr>
+        <w:t>GitHub</w:t>
+      </w:r>
+      <w:proofErr w:type="spellEnd"/>
+      <w:r>
+        <w:rPr>
+          <w:rFonts w:ascii="Times New Roman" w:hAnsi="Times New Roman" w:cs="Times New Roman"/>
+        </w:rPr>
+        <w:t xml:space="preserve">, thingiverse.com, </w:t>
+      </w:r>
+      <w:proofErr w:type="spellStart"/>
+      <w:r>
+        <w:rPr>
+          <w:rFonts w:ascii="Times New Roman" w:hAnsi="Times New Roman" w:cs="Times New Roman"/>
+        </w:rPr>
+        <w:t>printable</w:t>
+      </w:r>
+      <w:proofErr w:type="spellEnd"/>
+      <w:r>
+        <w:rPr>
+          <w:rFonts w:ascii="Times New Roman" w:hAnsi="Times New Roman" w:cs="Times New Roman"/>
+        </w:rPr>
+        <w:t xml:space="preserve">, </w:t>
+      </w:r>
+      <w:proofErr w:type="spellStart"/>
+      <w:r>
+        <w:rPr>
+          <w:rFonts w:ascii="Times New Roman" w:hAnsi="Times New Roman" w:cs="Times New Roman"/>
+        </w:rPr>
+        <w:t>makerworld</w:t>
+      </w:r>
+      <w:proofErr w:type="spellEnd"/>
+      <w:r>
+        <w:rPr>
+          <w:rFonts w:ascii="Times New Roman" w:hAnsi="Times New Roman" w:cs="Times New Roman"/>
+        </w:rPr>
+        <w:t>.</w:t>
+      </w:r>
+    </w:p>
+    <w:p>
+      <w:pPr>
+        <w:rPr>
+          <w:rFonts w:ascii="Times New Roman" w:hAnsi="Times New Roman" w:cs="Times New Roman"/>
+        </w:rPr>
+      </w:pPr>
+      <w:r>
+        <w:rPr>
+          <w:rFonts w:ascii="Times New Roman" w:hAnsi="Times New Roman" w:cs="Times New Roman"/>
+        </w:rPr>
+        <w:t>Решение.</w:t>
+      </w:r>
+    </w:p>
+    <w:p>
+      <w:r>
+        <w:lastRenderedPageBreak/>
+        <w:drawing>
+          <wp:inline distT="0" distB="0" distL="0" distR="0" wp14:anchorId="5D54E776" wp14:editId="3F4B7574">
+            <wp:extent cx="5940425" cy="5077166"/>
+            <wp:effectExtent l="0" t="0" r="3175" b="9525"/>
+            <wp:docPr id="1" name="Рисунок 1"/>
+            <wp:cNvGraphicFramePr>
+              <a:graphicFrameLocks xmlns:a="http://schemas.openxmlformats.org/drawingml/2006/main" noChangeAspect="1"/>
+            </wp:cNvGraphicFramePr>
+            <a:graphic xmlns:a="http://schemas.openxmlformats.org/drawingml/2006/main">
+              <a:graphicData uri="http://schemas.openxmlformats.org/drawingml/2006/picture">
+                <pic:pic xmlns:pic="http://schemas.openxmlformats.org/drawingml/2006/picture">
+                  <pic:nvPicPr>
+                    <pic:cNvPr id="0" name=""/>
+                    <pic:cNvPicPr/>
+                  </pic:nvPicPr>
+                  <pic:blipFill>
+                    <a:blip r:embed="rId6"/>
+                    <a:stretch>
+                      <a:fillRect/>
+                    </a:stretch>
+                  </pic:blipFill>
+                  <pic:spPr>
+                    <a:xfrm>
+                      <a:off x="0" y="0"/>
+                      <a:ext cx="5940425" cy="5077166"/>
+                    </a:xfrm>
+                    <a:prstGeom prst="rect">
+                      <a:avLst/>
+                    </a:prstGeom>
+                  </pic:spPr>
+                </pic:pic>
+              </a:graphicData>
+            </a:graphic>
+          </wp:inline>
+        </w:drawing>
+      </w:r>
+    </w:p>
+    <w:p>
+      <w:r>
+        <w:drawing>
+          <wp:inline distT="0" distB="0" distL="0" distR="0" wp14:anchorId="46550E43" wp14:editId="52D5F7F6">
+            <wp:extent cx="5940425" cy="3052063"/>
+            <wp:effectExtent l="0" t="0" r="3175" b="0"/>
+            <wp:docPr id="2" name="Рисунок 2"/>
+            <wp:cNvGraphicFramePr>
+              <a:graphicFrameLocks xmlns:a="http://schemas.openxmlformats.org/drawingml/2006/main" noChangeAspect="1"/>
+            </wp:cNvGraphicFramePr>
+            <a:graphic xmlns:a="http://schemas.openxmlformats.org/drawingml/2006/main">
+              <a:graphicData uri="http://schemas.openxmlformats.org/drawingml/2006/picture">
+                <pic:pic xmlns:pic="http://schemas.openxmlformats.org/drawingml/2006/picture">
+                  <pic:nvPicPr>
+                    <pic:cNvPr id="0" name=""/>
+                    <pic:cNvPicPr/>
+                  </pic:nvPicPr>
+                  <pic:blipFill>
+                    <a:blip r:embed="rId7"/>
+                    <a:stretch>
+                      <a:fillRect/>
+                    </a:stretch>
+                  </pic:blipFill>
+                  <pic:spPr>
+                    <a:xfrm>
+                      <a:off x="0" y="0"/>
+                      <a:ext cx="5940425" cy="3052063"/>
+                    </a:xfrm>
+                    <a:prstGeom prst="rect">
+                      <a:avLst/>
+                    </a:prstGeom>
+                  </pic:spPr>
+                </pic:pic>
+              </a:graphicData>
+            </a:graphic>
+          </wp:inline>
+        </w:drawing>
+      </w:r>
+    </w:p>
+    <w:p>
+      <w:pPr>
+        <w:rPr>
+          <w:lang w:val="en-US"/>
+        </w:rPr>
+      </w:pPr>
+      <w:r>
+        <w:drawing>
+          <wp:inline distT="0" distB="0" distL="0" distR="0" wp14:anchorId="40643DB7" wp14:editId="0B8D6261">
+            <wp:extent cx="5940425" cy="2285062"/>
+            <wp:effectExtent l="0" t="0" r="3175" b="1270"/>
+            <wp:docPr id="3" name="Рисунок 3"/>
+            <wp:cNvGraphicFramePr>
+              <a:graphicFrameLocks xmlns:a="http://schemas.openxmlformats.org/drawingml/2006/main" noChangeAspect="1"/>
+            </wp:cNvGraphicFramePr>
+            <a:graphic xmlns:a="http://schemas.openxmlformats.org/drawingml/2006/main">
+              <a:graphicData uri="http://schemas.openxmlformats.org/drawingml/2006/picture">
+                <pic:pic xmlns:pic="http://schemas.openxmlformats.org/drawingml/2006/picture">
+                  <pic:nvPicPr>
+                    <pic:cNvPr id="0" name=""/>
+                    <pic:cNvPicPr/>
+                  </pic:nvPicPr>
+                  <pic:blipFill>
+                    <a:blip r:embed="rId8"/>
+                    <a:stretch>
+                      <a:fillRect/>
+                    </a:stretch>
+                  </pic:blipFill>
+                  <pic:spPr>
+                    <a:xfrm>
+                      <a:off x="0" y="0"/>
+                      <a:ext cx="5940425" cy="2285062"/>
+                    </a:xfrm>
+                    <a:prstGeom prst="rect">
+                      <a:avLst/>
+                    </a:prstGeom>
+                  </pic:spPr>
+                </pic:pic>
+              </a:graphicData>
+            </a:graphic>
+          </wp:inline>
+        </w:drawing>
+      </w:r>
+      <w:r>
+        <w:drawing>
+          <wp:inline distT="0" distB="0" distL="0" distR="0" wp14:anchorId="2CA06AD6" wp14:editId="6098683D">
+            <wp:extent cx="5940425" cy="3278913"/>
+            <wp:effectExtent l="0" t="0" r="3175" b="0"/>
+            <wp:docPr id="4" name="Рисунок 4"/>
+            <wp:cNvGraphicFramePr>
+              <a:graphicFrameLocks xmlns:a="http://schemas.openxmlformats.org/drawingml/2006/main" noChangeAspect="1"/>
+            </wp:cNvGraphicFramePr>
+            <a:graphic xmlns:a="http://schemas.openxmlformats.org/drawingml/2006/main">
+              <a:graphicData uri="http://schemas.openxmlformats.org/drawingml/2006/picture">
+                <pic:pic xmlns:pic="http://schemas.openxmlformats.org/drawingml/2006/picture">
+                  <pic:nvPicPr>
+                    <pic:cNvPr id="0" name=""/>
+                    <pic:cNvPicPr/>
+                  </pic:nvPicPr>
+                  <pic:blipFill>
+                    <a:blip r:embed="rId9"/>
+                    <a:stretch>
+                      <a:fillRect/>
+                    </a:stretch>
+                  </pic:blipFill>
+                  <pic:spPr>
+                    <a:xfrm>
+                      <a:off x="0" y="0"/>
+                      <a:ext cx="5940425" cy="3278913"/>
+                    </a:xfrm>
+                    <a:prstGeom prst="rect">
+                      <a:avLst/>
+                    </a:prstGeom>
+                  </pic:spPr>
+                </pic:pic>
+              </a:graphicData>
+            </a:graphic>
+          </wp:inline>
+        </w:drawing>
       </w:r>
       <w:bookmarkStart w:id="0" w:name="_GoBack"/>
       <w:bookmarkEnd w:id="0"/>
-      <w:r>
-        <w:rPr>
-          <w:rFonts w:ascii="Times New Roman" w:hAnsi="Times New Roman" w:cs="Times New Roman"/>
-        </w:rPr>
-        <w:t>ятельно минимум 3 пункта</w:t>
-      </w:r>
-      <w:r>
-        <w:rPr>
-          <w:rFonts w:ascii="Times New Roman" w:hAnsi="Times New Roman" w:cs="Times New Roman"/>
-        </w:rPr>
-        <w:t xml:space="preserve"> самостоятельно</w:t>
-      </w:r>
-      <w:r>
-        <w:rPr>
-          <w:rFonts w:ascii="Times New Roman" w:hAnsi="Times New Roman" w:cs="Times New Roman"/>
-        </w:rPr>
-        <w:t>.</w:t>
-      </w:r>
-    </w:p>
-    <w:p>
-      <w:pPr>
-        <w:ind w:left="360"/>
-        <w:rPr>
-          <w:rFonts w:ascii="Times New Roman" w:hAnsi="Times New Roman" w:cs="Times New Roman"/>
-          <w:color w:val="000000"/>
-        </w:rPr>
-      </w:pPr>
-      <w:r>
-        <w:rPr>
-          <w:rFonts w:ascii="Times New Roman" w:hAnsi="Times New Roman" w:cs="Times New Roman"/>
-        </w:rPr>
-        <w:t xml:space="preserve">Задача 1: </w:t>
-      </w:r>
-      <w:r>
-        <w:rPr>
-          <w:rFonts w:ascii="Times New Roman" w:hAnsi="Times New Roman" w:cs="Times New Roman"/>
-          <w:color w:val="000000"/>
-        </w:rPr>
-        <w:t xml:space="preserve">Создать проект </w:t>
-      </w:r>
-      <w:r>
-        <w:rPr>
-          <w:rFonts w:ascii="Times New Roman" w:hAnsi="Times New Roman" w:cs="Times New Roman"/>
-          <w:color w:val="000000"/>
-          <w:lang w:val="en-US"/>
-        </w:rPr>
-        <w:t>test</w:t>
-      </w:r>
-      <w:r>
-        <w:rPr>
-          <w:rFonts w:ascii="Times New Roman" w:hAnsi="Times New Roman" w:cs="Times New Roman"/>
-          <w:color w:val="000000"/>
-        </w:rPr>
-        <w:t>04_1 по примерам из параграфов.</w:t>
-      </w:r>
-    </w:p>
-    <w:p>
-      <w:pPr>
-        <w:ind w:left="360"/>
-        <w:rPr>
-          <w:rFonts w:ascii="Times New Roman" w:hAnsi="Times New Roman" w:cs="Times New Roman"/>
-          <w:color w:val="000000"/>
-        </w:rPr>
-      </w:pPr>
-      <w:r>
-        <w:rPr>
-          <w:rFonts w:ascii="Times New Roman" w:hAnsi="Times New Roman" w:cs="Times New Roman"/>
-          <w:color w:val="000000"/>
-        </w:rPr>
-        <w:t>2.3.  Добавление на форму элементов управления с пользователем классов.</w:t>
-      </w:r>
-    </w:p>
-    <w:p>
-      <w:pPr>
-        <w:rPr>
-          <w:rFonts w:ascii="Times New Roman" w:hAnsi="Times New Roman" w:cs="Times New Roman"/>
-        </w:rPr>
-      </w:pPr>
-      <w:r>
-        <w:rPr>
-          <w:rFonts w:ascii="Times New Roman" w:hAnsi="Times New Roman" w:cs="Times New Roman"/>
-          <w:color w:val="000000"/>
-        </w:rPr>
-        <w:t xml:space="preserve">      </w:t>
-      </w:r>
-      <w:r>
-        <w:rPr>
-          <w:rFonts w:ascii="Times New Roman" w:hAnsi="Times New Roman" w:cs="Times New Roman"/>
-          <w:color w:val="000000"/>
-        </w:rPr>
-        <w:t xml:space="preserve">2.4. </w:t>
-      </w:r>
-      <w:r>
-        <w:rPr>
-          <w:rFonts w:ascii="Times New Roman" w:hAnsi="Times New Roman" w:cs="Times New Roman"/>
-        </w:rPr>
-        <w:t xml:space="preserve">Для проекта </w:t>
-      </w:r>
-      <w:r>
-        <w:rPr>
-          <w:rFonts w:ascii="Times New Roman" w:hAnsi="Times New Roman" w:cs="Times New Roman"/>
-        </w:rPr>
-        <w:t>“</w:t>
-      </w:r>
-      <w:r>
-        <w:rPr>
-          <w:rFonts w:ascii="Times New Roman" w:hAnsi="Times New Roman" w:cs="Times New Roman"/>
-        </w:rPr>
-        <w:t>Цифровой окуляр микроскопа</w:t>
-      </w:r>
-      <w:r>
-        <w:rPr>
-          <w:rFonts w:ascii="Times New Roman" w:hAnsi="Times New Roman" w:cs="Times New Roman"/>
-        </w:rPr>
-        <w:t>”</w:t>
-      </w:r>
-      <w:r>
-        <w:rPr>
-          <w:rFonts w:ascii="Times New Roman" w:hAnsi="Times New Roman" w:cs="Times New Roman"/>
-        </w:rPr>
-        <w:t xml:space="preserve"> 3д модели в среде </w:t>
-      </w:r>
-      <w:proofErr w:type="spellStart"/>
-      <w:r>
-        <w:rPr>
-          <w:rFonts w:ascii="Times New Roman" w:hAnsi="Times New Roman" w:cs="Times New Roman"/>
-          <w:lang w:val="en-US"/>
-        </w:rPr>
-        <w:t>OpenScad</w:t>
-      </w:r>
-      <w:proofErr w:type="spellEnd"/>
-      <w:r>
-        <w:rPr>
-          <w:rFonts w:ascii="Times New Roman" w:hAnsi="Times New Roman" w:cs="Times New Roman"/>
-        </w:rPr>
-        <w:t xml:space="preserve">, разработать и         оформить </w:t>
-      </w:r>
-      <w:proofErr w:type="spellStart"/>
-      <w:r>
-        <w:rPr>
-          <w:rFonts w:ascii="Times New Roman" w:hAnsi="Times New Roman" w:cs="Times New Roman"/>
-        </w:rPr>
-        <w:t>тз</w:t>
-      </w:r>
-      <w:proofErr w:type="spellEnd"/>
-      <w:r>
-        <w:rPr>
-          <w:rFonts w:ascii="Times New Roman" w:hAnsi="Times New Roman" w:cs="Times New Roman"/>
-        </w:rPr>
-        <w:t xml:space="preserve">. Изучить работу в системе в </w:t>
-      </w:r>
-      <w:r>
-        <w:rPr>
-          <w:rFonts w:ascii="Times New Roman" w:hAnsi="Times New Roman" w:cs="Times New Roman"/>
-          <w:lang w:val="en-US"/>
-        </w:rPr>
-        <w:t>Web</w:t>
-      </w:r>
-      <w:r>
-        <w:rPr>
-          <w:rFonts w:ascii="Times New Roman" w:hAnsi="Times New Roman" w:cs="Times New Roman"/>
-        </w:rPr>
-        <w:t>-</w:t>
-      </w:r>
-      <w:r>
-        <w:rPr>
-          <w:rFonts w:ascii="Times New Roman" w:hAnsi="Times New Roman" w:cs="Times New Roman"/>
-        </w:rPr>
-        <w:t xml:space="preserve">сервисах </w:t>
-      </w:r>
-      <w:proofErr w:type="spellStart"/>
-      <w:r>
-        <w:rPr>
-          <w:rFonts w:ascii="Times New Roman" w:hAnsi="Times New Roman" w:cs="Times New Roman"/>
-          <w:lang w:val="en-US"/>
-        </w:rPr>
-        <w:t>GitVerse</w:t>
-      </w:r>
-      <w:proofErr w:type="spellEnd"/>
-      <w:r>
-        <w:rPr>
-          <w:rFonts w:ascii="Times New Roman" w:hAnsi="Times New Roman" w:cs="Times New Roman"/>
-        </w:rPr>
-        <w:t xml:space="preserve">, </w:t>
-      </w:r>
-      <w:proofErr w:type="spellStart"/>
-      <w:r>
-        <w:rPr>
-          <w:rFonts w:ascii="Times New Roman" w:hAnsi="Times New Roman" w:cs="Times New Roman"/>
-          <w:lang w:val="en-US"/>
-        </w:rPr>
-        <w:t>SourceCraft</w:t>
-      </w:r>
-      <w:proofErr w:type="spellEnd"/>
-      <w:r>
-        <w:rPr>
-          <w:rFonts w:ascii="Times New Roman" w:hAnsi="Times New Roman" w:cs="Times New Roman"/>
-        </w:rPr>
-        <w:t xml:space="preserve">, </w:t>
-      </w:r>
-      <w:proofErr w:type="spellStart"/>
-      <w:r>
-        <w:rPr>
-          <w:rFonts w:ascii="Times New Roman" w:hAnsi="Times New Roman" w:cs="Times New Roman"/>
-          <w:lang w:val="en-US"/>
-        </w:rPr>
-        <w:t>Gitea</w:t>
-      </w:r>
-      <w:proofErr w:type="spellEnd"/>
-      <w:r>
-        <w:rPr>
-          <w:rFonts w:ascii="Times New Roman" w:hAnsi="Times New Roman" w:cs="Times New Roman"/>
-        </w:rPr>
-        <w:t xml:space="preserve">, </w:t>
-      </w:r>
-      <w:proofErr w:type="spellStart"/>
-      <w:r>
-        <w:rPr>
-          <w:rFonts w:ascii="Times New Roman" w:hAnsi="Times New Roman" w:cs="Times New Roman"/>
-          <w:lang w:val="en-US"/>
-        </w:rPr>
-        <w:t>GLab</w:t>
-      </w:r>
-      <w:proofErr w:type="spellEnd"/>
-      <w:r>
-        <w:rPr>
-          <w:rFonts w:ascii="Times New Roman" w:hAnsi="Times New Roman" w:cs="Times New Roman"/>
-        </w:rPr>
-        <w:t xml:space="preserve">, </w:t>
-      </w:r>
-      <w:proofErr w:type="spellStart"/>
-      <w:r>
-        <w:rPr>
-          <w:rFonts w:ascii="Times New Roman" w:hAnsi="Times New Roman" w:cs="Times New Roman"/>
-          <w:lang w:val="en-US"/>
-        </w:rPr>
-        <w:t>GitHub</w:t>
-      </w:r>
-      <w:proofErr w:type="spellEnd"/>
-      <w:r>
-        <w:rPr>
-          <w:rFonts w:ascii="Times New Roman" w:hAnsi="Times New Roman" w:cs="Times New Roman"/>
-        </w:rPr>
-        <w:t>.</w:t>
-      </w:r>
-    </w:p>
-    <w:p>
-      <w:pPr>
-        <w:ind w:left="360"/>
-        <w:rPr>
-          <w:rFonts w:ascii="Times New Roman" w:hAnsi="Times New Roman" w:cs="Times New Roman"/>
-        </w:rPr>
-      </w:pPr>
-    </w:p>
-    <w:p>
-      <w:pPr>
-        <w:rPr>
-          <w:rFonts w:ascii="Times New Roman" w:hAnsi="Times New Roman" w:cs="Times New Roman"/>
-        </w:rPr>
-      </w:pPr>
-      <w:r>
-        <w:rPr>
-          <w:rFonts w:ascii="Times New Roman" w:hAnsi="Times New Roman" w:cs="Times New Roman"/>
-        </w:rPr>
-        <w:t>Решение:</w:t>
-      </w:r>
-    </w:p>
-    <w:p>
-      <w:pPr>
-        <w:rPr>
-          <w:rFonts w:ascii="Times New Roman" w:hAnsi="Times New Roman" w:cs="Times New Roman"/>
-        </w:rPr>
-      </w:pPr>
-      <w:r>
-        <w:rPr>
-          <w:rFonts w:ascii="Times New Roman" w:hAnsi="Times New Roman" w:cs="Times New Roman"/>
-        </w:rPr>
-        <w:t>Скриншоты:</w:t>
-      </w:r>
-      <w:r>
-        <w:rPr>
-          <w:rFonts w:ascii="Times New Roman" w:hAnsi="Times New Roman" w:cs="Times New Roman"/>
-        </w:rPr>
-        <w:t xml:space="preserve"> </w:t>
-      </w:r>
     </w:p>
     <w:sectPr>
       <w:pgSz w:w="11906" w:h="16838"/>
